--- a/W07 Assignment Team Project - Diogo Rangel Dos Santos.docx
+++ b/W07 Assignment Team Project - Diogo Rangel Dos Santos.docx
@@ -73,6 +73,11 @@
     <w:p>
       <w:pPr>
         <w:rPr>
+          <w:rFonts w:cstheme="minorHAnsi"/>
+          <w:b/>
+          <w:bCs/>
+          <w:sz w:val="28"/>
+          <w:szCs w:val="28"/>
           <w:lang w:val="en-US"/>
         </w:rPr>
       </w:pPr>
@@ -118,11 +123,11 @@
             <w:rFonts w:cstheme="minorHAnsi"/>
             <w:b/>
             <w:bCs/>
-            <w:sz w:val="24"/>
-            <w:szCs w:val="24"/>
+            <w:sz w:val="28"/>
+            <w:szCs w:val="28"/>
             <w:lang w:val="en-US"/>
           </w:rPr>
-          <w:t>https://github.com/diogorangel/wdd430-group-project.git</w:t>
+          <w:t>https://github.com/users/diogorangel/projects/5</w:t>
         </w:r>
       </w:hyperlink>
     </w:p>
@@ -136,6 +141,53 @@
         <w:rPr>
           <w:lang w:val="en-US"/>
         </w:rPr>
+        <w:drawing>
+          <wp:inline distT="0" distB="0" distL="0" distR="0" wp14:anchorId="3E62BDFC" wp14:editId="2C86EEFD">
+            <wp:extent cx="5400040" cy="2656205"/>
+            <wp:effectExtent l="0" t="0" r="0" b="0"/>
+            <wp:docPr id="444587978" name="Imagem 1"/>
+            <wp:cNvGraphicFramePr>
+              <a:graphicFrameLocks xmlns:a="http://schemas.openxmlformats.org/drawingml/2006/main" noChangeAspect="1"/>
+            </wp:cNvGraphicFramePr>
+            <a:graphic xmlns:a="http://schemas.openxmlformats.org/drawingml/2006/main">
+              <a:graphicData uri="http://schemas.openxmlformats.org/drawingml/2006/picture">
+                <pic:pic xmlns:pic="http://schemas.openxmlformats.org/drawingml/2006/picture">
+                  <pic:nvPicPr>
+                    <pic:cNvPr id="444587978" name=""/>
+                    <pic:cNvPicPr/>
+                  </pic:nvPicPr>
+                  <pic:blipFill>
+                    <a:blip r:embed="rId6"/>
+                    <a:stretch>
+                      <a:fillRect/>
+                    </a:stretch>
+                  </pic:blipFill>
+                  <pic:spPr>
+                    <a:xfrm>
+                      <a:off x="0" y="0"/>
+                      <a:ext cx="5400040" cy="2656205"/>
+                    </a:xfrm>
+                    <a:prstGeom prst="rect">
+                      <a:avLst/>
+                    </a:prstGeom>
+                  </pic:spPr>
+                </pic:pic>
+              </a:graphicData>
+            </a:graphic>
+          </wp:inline>
+        </w:drawing>
+      </w:r>
+    </w:p>
+    <w:p>
+      <w:pPr>
+        <w:rPr>
+          <w:lang w:val="en-US"/>
+        </w:rPr>
+      </w:pPr>
+      <w:r>
+        <w:rPr>
+          <w:lang w:val="en-US"/>
+        </w:rPr>
         <w:t xml:space="preserve">Link </w:t>
       </w:r>
       <w:proofErr w:type="gramStart"/>
@@ -152,7 +204,7 @@
         </w:rPr>
         <w:t xml:space="preserve"> </w:t>
       </w:r>
-      <w:hyperlink r:id="rId6" w:history="1">
+      <w:hyperlink r:id="rId7" w:history="1">
         <w:r>
           <w:rPr>
             <w:rStyle w:val="Hyperlink"/>
@@ -163,11 +215,6 @@
       </w:hyperlink>
     </w:p>
     <w:p>
-      <w:pPr>
-        <w:rPr>
-          <w:lang w:val="en-US"/>
-        </w:rPr>
-      </w:pPr>
       <w:r>
         <w:rPr>
           <w:lang w:val="en-US"/>
@@ -188,7 +235,7 @@
         </w:rPr>
         <w:t xml:space="preserve"> </w:t>
       </w:r>
-      <w:hyperlink r:id="rId7" w:history="1">
+      <w:hyperlink r:id="rId8" w:history="1">
         <w:r>
           <w:rPr>
             <w:rStyle w:val="Hyperlink"/>
@@ -201,24 +248,32 @@
     <w:p>
       <w:pPr>
         <w:rPr>
-          <w:rFonts w:cstheme="minorHAnsi"/>
-          <w:b/>
-          <w:bCs/>
-          <w:sz w:val="24"/>
-          <w:szCs w:val="24"/>
-          <w:lang w:val="en-US"/>
-        </w:rPr>
-      </w:pPr>
-      <w:r>
-        <w:rPr>
-          <w:rFonts w:cstheme="minorHAnsi"/>
-          <w:b/>
-          <w:bCs/>
-          <w:sz w:val="24"/>
-          <w:szCs w:val="24"/>
-          <w:lang w:val="en-US"/>
-        </w:rPr>
-        <w:t>Key Outcomes &amp; Analysis</w:t>
+          <w:lang w:val="en-US"/>
+        </w:rPr>
+      </w:pPr>
+      <w:r>
+        <w:t xml:space="preserve">Link </w:t>
+      </w:r>
+      <w:proofErr w:type="spellStart"/>
+      <w:r>
+        <w:t>of</w:t>
+      </w:r>
+      <w:proofErr w:type="spellEnd"/>
+      <w:r>
+        <w:t xml:space="preserve"> </w:t>
+      </w:r>
+      <w:proofErr w:type="spellStart"/>
+      <w:proofErr w:type="gramStart"/>
+      <w:r>
+        <w:t>presentation</w:t>
+      </w:r>
+      <w:proofErr w:type="spellEnd"/>
+      <w:r>
+        <w:t xml:space="preserve"> :</w:t>
+      </w:r>
+      <w:proofErr w:type="gramEnd"/>
+      <w:r>
+        <w:t xml:space="preserve"> </w:t>
       </w:r>
     </w:p>
     <w:p>
@@ -241,130 +296,319 @@
           <w:szCs w:val="24"/>
           <w:lang w:val="en-US"/>
         </w:rPr>
-        <w:t>Success: Core Feature Development &amp; Project Structure Implementation</w:t>
+        <w:t>Key Outcomes &amp; Analysis</w:t>
       </w:r>
     </w:p>
     <w:p>
       <w:pPr>
         <w:rPr>
           <w:rFonts w:cstheme="minorHAnsi"/>
-          <w:sz w:val="24"/>
-          <w:szCs w:val="24"/>
-          <w:lang w:val="en-US"/>
-        </w:rPr>
-      </w:pPr>
-      <w:r>
-        <w:rPr>
-          <w:rFonts w:cstheme="minorHAnsi"/>
-          <w:sz w:val="24"/>
-          <w:szCs w:val="24"/>
-          <w:lang w:val="en-US"/>
-        </w:rPr>
-        <w:t>The team has successfully implemented several foundational and core feature components necessary for a task management application, as evidenced by the completed tasks in the kanban board:</w:t>
+          <w:b/>
+          <w:bCs/>
+          <w:sz w:val="24"/>
+          <w:szCs w:val="24"/>
+          <w:lang w:val="en-US"/>
+        </w:rPr>
+      </w:pPr>
+      <w:r>
+        <w:rPr>
+          <w:rFonts w:cstheme="minorHAnsi"/>
+          <w:b/>
+          <w:bCs/>
+          <w:sz w:val="24"/>
+          <w:szCs w:val="24"/>
+          <w:lang w:val="en-US"/>
+        </w:rPr>
+        <w:t>Success: Core Feature Development &amp; Project Structure Implementation</w:t>
       </w:r>
     </w:p>
     <w:p>
       <w:pPr>
+        <w:rPr>
+          <w:rFonts w:cstheme="minorHAnsi"/>
+          <w:sz w:val="24"/>
+          <w:szCs w:val="24"/>
+          <w:lang w:val="en-US"/>
+        </w:rPr>
+      </w:pPr>
+      <w:r>
+        <w:rPr>
+          <w:rFonts w:cstheme="minorHAnsi"/>
+          <w:sz w:val="24"/>
+          <w:szCs w:val="24"/>
+          <w:lang w:val="en-US"/>
+        </w:rPr>
+        <w:t>The team has successfully implemented several foundational and core feature components necessary for the marketplace application, as evidenced by the modifications across the Next.js components:</w:t>
+      </w:r>
+    </w:p>
+    <w:p>
+      <w:pPr>
         <w:numPr>
           <w:ilvl w:val="0"/>
-          <w:numId w:val="3"/>
+          <w:numId w:val="5"/>
         </w:numPr>
         <w:rPr>
-          <w:lang w:val="en-US"/>
-        </w:rPr>
-      </w:pPr>
-      <w:r>
-        <w:rPr>
-          <w:lang w:val="en-US"/>
-        </w:rPr>
-        <w:t>Input Component Development: The text input field (#new-task-input) was created, establishing the mechanism for users to add new tasks.</w:t>
+          <w:rFonts w:cstheme="minorHAnsi"/>
+          <w:b/>
+          <w:bCs/>
+          <w:sz w:val="24"/>
+          <w:szCs w:val="24"/>
+          <w:lang w:val="en-US"/>
+        </w:rPr>
+      </w:pPr>
+      <w:r>
+        <w:rPr>
+          <w:rFonts w:cstheme="minorHAnsi"/>
+          <w:b/>
+          <w:bCs/>
+          <w:sz w:val="24"/>
+          <w:szCs w:val="24"/>
+          <w:lang w:val="en-US"/>
+        </w:rPr>
+        <w:t>Input Component Development (Marketplace Form):</w:t>
       </w:r>
     </w:p>
     <w:p>
       <w:pPr>
         <w:numPr>
-          <w:ilvl w:val="0"/>
-          <w:numId w:val="3"/>
+          <w:ilvl w:val="1"/>
+          <w:numId w:val="5"/>
         </w:numPr>
         <w:rPr>
-          <w:lang w:val="en-US"/>
-        </w:rPr>
-      </w:pPr>
-      <w:r>
-        <w:rPr>
-          <w:lang w:val="en-US"/>
-        </w:rPr>
-        <w:t>List Display Implementation: The necessary display element (&lt;ul&gt; with ID #task-list) was created to structure and present the tasks to the user.</w:t>
+          <w:rFonts w:cstheme="minorHAnsi"/>
+          <w:sz w:val="24"/>
+          <w:szCs w:val="24"/>
+          <w:lang w:val="en-US"/>
+        </w:rPr>
+      </w:pPr>
+      <w:r>
+        <w:rPr>
+          <w:rFonts w:cstheme="minorHAnsi"/>
+          <w:sz w:val="24"/>
+          <w:szCs w:val="24"/>
+          <w:lang w:val="en-US"/>
+        </w:rPr>
+        <w:t xml:space="preserve">The single text input field (#new-task-input) was replaced by a comprehensive Product Listing Form in </w:t>
+      </w:r>
+      <w:proofErr w:type="spellStart"/>
+      <w:r>
+        <w:rPr>
+          <w:rFonts w:cstheme="minorHAnsi"/>
+          <w:sz w:val="24"/>
+          <w:szCs w:val="24"/>
+          <w:lang w:val="en-US"/>
+        </w:rPr>
+        <w:t>page.tsx</w:t>
+      </w:r>
+      <w:proofErr w:type="spellEnd"/>
+      <w:r>
+        <w:rPr>
+          <w:rFonts w:cstheme="minorHAnsi"/>
+          <w:sz w:val="24"/>
+          <w:szCs w:val="24"/>
+          <w:lang w:val="en-US"/>
+        </w:rPr>
+        <w:t>. This form includes a new Product Title Input (id="new-listing-input") and a Seller Selection Dropdown (id="seller-select"), establishing the mechanism for artisans to list new products.</w:t>
       </w:r>
     </w:p>
     <w:p>
       <w:pPr>
         <w:numPr>
           <w:ilvl w:val="0"/>
-          <w:numId w:val="3"/>
+          <w:numId w:val="5"/>
         </w:numPr>
         <w:rPr>
-          <w:lang w:val="en-US"/>
-        </w:rPr>
-      </w:pPr>
-      <w:r>
-        <w:rPr>
-          <w:lang w:val="en-US"/>
-        </w:rPr>
-        <w:t>Input Component Extension: An additional component/feature related to input was created: the column done, likely for marking tasks as completed or finished.</w:t>
+          <w:rFonts w:cstheme="minorHAnsi"/>
+          <w:b/>
+          <w:bCs/>
+          <w:sz w:val="24"/>
+          <w:szCs w:val="24"/>
+        </w:rPr>
+      </w:pPr>
+      <w:proofErr w:type="spellStart"/>
+      <w:r>
+        <w:rPr>
+          <w:rFonts w:cstheme="minorHAnsi"/>
+          <w:b/>
+          <w:bCs/>
+          <w:sz w:val="24"/>
+          <w:szCs w:val="24"/>
+        </w:rPr>
+        <w:t>List</w:t>
+      </w:r>
+      <w:proofErr w:type="spellEnd"/>
+      <w:r>
+        <w:rPr>
+          <w:rFonts w:cstheme="minorHAnsi"/>
+          <w:b/>
+          <w:bCs/>
+          <w:sz w:val="24"/>
+          <w:szCs w:val="24"/>
+        </w:rPr>
+        <w:t xml:space="preserve"> Display </w:t>
+      </w:r>
+      <w:proofErr w:type="spellStart"/>
+      <w:r>
+        <w:rPr>
+          <w:rFonts w:cstheme="minorHAnsi"/>
+          <w:b/>
+          <w:bCs/>
+          <w:sz w:val="24"/>
+          <w:szCs w:val="24"/>
+        </w:rPr>
+        <w:t>Implementation</w:t>
+      </w:r>
+      <w:proofErr w:type="spellEnd"/>
+      <w:r>
+        <w:rPr>
+          <w:rFonts w:cstheme="minorHAnsi"/>
+          <w:b/>
+          <w:bCs/>
+          <w:sz w:val="24"/>
+          <w:szCs w:val="24"/>
+        </w:rPr>
+        <w:t>:</w:t>
       </w:r>
     </w:p>
     <w:p>
       <w:pPr>
-        <w:rPr>
-          <w:rFonts w:cstheme="minorHAnsi"/>
-          <w:b/>
-          <w:bCs/>
-          <w:sz w:val="24"/>
-          <w:szCs w:val="24"/>
-          <w:lang w:val="en-US"/>
-        </w:rPr>
-      </w:pPr>
-      <w:r>
-        <w:rPr>
-          <w:rFonts w:cstheme="minorHAnsi"/>
-          <w:b/>
-          <w:bCs/>
-          <w:sz w:val="24"/>
-          <w:szCs w:val="24"/>
-          <w:lang w:val="en-US"/>
-        </w:rPr>
-        <w:t>Development Progress: Styling, Responsiveness, and Data Persistence</w:t>
+        <w:numPr>
+          <w:ilvl w:val="1"/>
+          <w:numId w:val="5"/>
+        </w:numPr>
+        <w:rPr>
+          <w:rFonts w:cstheme="minorHAnsi"/>
+          <w:sz w:val="24"/>
+          <w:szCs w:val="24"/>
+          <w:lang w:val="en-US"/>
+        </w:rPr>
+      </w:pPr>
+      <w:r>
+        <w:rPr>
+          <w:rFonts w:cstheme="minorHAnsi"/>
+          <w:sz w:val="24"/>
+          <w:szCs w:val="24"/>
+          <w:lang w:val="en-US"/>
+        </w:rPr>
+        <w:t xml:space="preserve">The necessary display element (&lt;ul&gt; with ID #task-list) was refactored into two distinct list views in </w:t>
+      </w:r>
+      <w:proofErr w:type="spellStart"/>
+      <w:r>
+        <w:rPr>
+          <w:rFonts w:cstheme="minorHAnsi"/>
+          <w:sz w:val="24"/>
+          <w:szCs w:val="24"/>
+          <w:lang w:val="en-US"/>
+        </w:rPr>
+        <w:t>page.tsx</w:t>
+      </w:r>
+      <w:proofErr w:type="spellEnd"/>
+      <w:r>
+        <w:rPr>
+          <w:rFonts w:cstheme="minorHAnsi"/>
+          <w:sz w:val="24"/>
+          <w:szCs w:val="24"/>
+          <w:lang w:val="en-US"/>
+        </w:rPr>
+        <w:t>: the Curated Collection (id="featured-listings") and the All Listings (id="all-listings"), which supports product browsing and curation.</w:t>
       </w:r>
     </w:p>
     <w:p>
       <w:pPr>
-        <w:rPr>
-          <w:rFonts w:cstheme="minorHAnsi"/>
-          <w:b/>
-          <w:bCs/>
-          <w:sz w:val="24"/>
-          <w:szCs w:val="24"/>
-          <w:lang w:val="en-US"/>
-        </w:rPr>
-      </w:pPr>
-      <w:r>
-        <w:rPr>
-          <w:rFonts w:cstheme="minorHAnsi"/>
-          <w:b/>
-          <w:bCs/>
-          <w:sz w:val="24"/>
-          <w:szCs w:val="24"/>
-          <w:lang w:val="en-US"/>
-        </w:rPr>
-        <w:t>The project has foundational elements in place for styling and data handling:</w:t>
+        <w:numPr>
+          <w:ilvl w:val="0"/>
+          <w:numId w:val="5"/>
+        </w:numPr>
+        <w:rPr>
+          <w:rFonts w:cstheme="minorHAnsi"/>
+          <w:b/>
+          <w:bCs/>
+          <w:sz w:val="24"/>
+          <w:szCs w:val="24"/>
+        </w:rPr>
+      </w:pPr>
+      <w:r>
+        <w:rPr>
+          <w:rFonts w:cstheme="minorHAnsi"/>
+          <w:b/>
+          <w:bCs/>
+          <w:sz w:val="24"/>
+          <w:szCs w:val="24"/>
+        </w:rPr>
+        <w:t xml:space="preserve">Feature </w:t>
+      </w:r>
+      <w:proofErr w:type="spellStart"/>
+      <w:r>
+        <w:rPr>
+          <w:rFonts w:cstheme="minorHAnsi"/>
+          <w:b/>
+          <w:bCs/>
+          <w:sz w:val="24"/>
+          <w:szCs w:val="24"/>
+        </w:rPr>
+        <w:t>Component</w:t>
+      </w:r>
+      <w:proofErr w:type="spellEnd"/>
+      <w:r>
+        <w:rPr>
+          <w:rFonts w:cstheme="minorHAnsi"/>
+          <w:b/>
+          <w:bCs/>
+          <w:sz w:val="24"/>
+          <w:szCs w:val="24"/>
+        </w:rPr>
+        <w:t xml:space="preserve"> </w:t>
+      </w:r>
+      <w:proofErr w:type="spellStart"/>
+      <w:r>
+        <w:rPr>
+          <w:rFonts w:cstheme="minorHAnsi"/>
+          <w:b/>
+          <w:bCs/>
+          <w:sz w:val="24"/>
+          <w:szCs w:val="24"/>
+        </w:rPr>
+        <w:t>Extension</w:t>
+      </w:r>
+      <w:proofErr w:type="spellEnd"/>
+      <w:r>
+        <w:rPr>
+          <w:rFonts w:cstheme="minorHAnsi"/>
+          <w:b/>
+          <w:bCs/>
+          <w:sz w:val="24"/>
+          <w:szCs w:val="24"/>
+        </w:rPr>
+        <w:t xml:space="preserve"> &amp; </w:t>
+      </w:r>
+      <w:proofErr w:type="spellStart"/>
+      <w:r>
+        <w:rPr>
+          <w:rFonts w:cstheme="minorHAnsi"/>
+          <w:b/>
+          <w:bCs/>
+          <w:sz w:val="24"/>
+          <w:szCs w:val="24"/>
+        </w:rPr>
+        <w:t>Logic</w:t>
+      </w:r>
+      <w:proofErr w:type="spellEnd"/>
+      <w:r>
+        <w:rPr>
+          <w:rFonts w:cstheme="minorHAnsi"/>
+          <w:b/>
+          <w:bCs/>
+          <w:sz w:val="24"/>
+          <w:szCs w:val="24"/>
+        </w:rPr>
+        <w:t>:</w:t>
       </w:r>
     </w:p>
     <w:p>
       <w:pPr>
         <w:numPr>
-          <w:ilvl w:val="0"/>
-          <w:numId w:val="4"/>
+          <w:ilvl w:val="1"/>
+          <w:numId w:val="5"/>
         </w:numPr>
         <w:rPr>
           <w:rFonts w:cstheme="minorHAnsi"/>
@@ -380,14 +624,55 @@
           <w:szCs w:val="24"/>
           <w:lang w:val="en-US"/>
         </w:rPr>
-        <w:t>Base Styling: The initial color scheme and typography were applied.</w:t>
+        <w:lastRenderedPageBreak/>
+        <w:t>The state logic for task completion (</w:t>
+      </w:r>
+      <w:proofErr w:type="spellStart"/>
+      <w:r>
+        <w:rPr>
+          <w:rFonts w:cstheme="minorHAnsi"/>
+          <w:sz w:val="24"/>
+          <w:szCs w:val="24"/>
+          <w:lang w:val="en-US"/>
+        </w:rPr>
+        <w:t>isComplete</w:t>
+      </w:r>
+      <w:proofErr w:type="spellEnd"/>
+      <w:r>
+        <w:rPr>
+          <w:rFonts w:cstheme="minorHAnsi"/>
+          <w:sz w:val="24"/>
+          <w:szCs w:val="24"/>
+          <w:lang w:val="en-US"/>
+        </w:rPr>
+        <w:t>) was repurposed to Curated Status (</w:t>
+      </w:r>
+      <w:proofErr w:type="spellStart"/>
+      <w:r>
+        <w:rPr>
+          <w:rFonts w:cstheme="minorHAnsi"/>
+          <w:sz w:val="24"/>
+          <w:szCs w:val="24"/>
+          <w:lang w:val="en-US"/>
+        </w:rPr>
+        <w:t>isFeatured</w:t>
+      </w:r>
+      <w:proofErr w:type="spellEnd"/>
+      <w:r>
+        <w:rPr>
+          <w:rFonts w:cstheme="minorHAnsi"/>
+          <w:sz w:val="24"/>
+          <w:szCs w:val="24"/>
+          <w:lang w:val="en-US"/>
+        </w:rPr>
+        <w:t>).</w:t>
       </w:r>
     </w:p>
     <w:p>
       <w:pPr>
         <w:numPr>
-          <w:ilvl w:val="0"/>
-          <w:numId w:val="4"/>
+          <w:ilvl w:val="1"/>
+          <w:numId w:val="5"/>
         </w:numPr>
         <w:rPr>
           <w:rFonts w:cstheme="minorHAnsi"/>
@@ -403,14 +688,119 @@
           <w:szCs w:val="24"/>
           <w:lang w:val="en-US"/>
         </w:rPr>
-        <w:t>Base Responsiveness: The team ensured the layout is functional on smaller screens.</w:t>
+        <w:t xml:space="preserve">Crucially, a Seller Sales Summary feature was implemented using the </w:t>
+      </w:r>
+      <w:proofErr w:type="spellStart"/>
+      <w:r>
+        <w:rPr>
+          <w:rFonts w:cstheme="minorHAnsi"/>
+          <w:sz w:val="24"/>
+          <w:szCs w:val="24"/>
+          <w:lang w:val="en-US"/>
+        </w:rPr>
+        <w:t>useMemo</w:t>
+      </w:r>
+      <w:proofErr w:type="spellEnd"/>
+      <w:r>
+        <w:rPr>
+          <w:rFonts w:cstheme="minorHAnsi"/>
+          <w:sz w:val="24"/>
+          <w:szCs w:val="24"/>
+          <w:lang w:val="en-US"/>
+        </w:rPr>
+        <w:t xml:space="preserve"> hook in </w:t>
+      </w:r>
+      <w:proofErr w:type="spellStart"/>
+      <w:r>
+        <w:rPr>
+          <w:rFonts w:cstheme="minorHAnsi"/>
+          <w:sz w:val="24"/>
+          <w:szCs w:val="24"/>
+          <w:lang w:val="en-US"/>
+        </w:rPr>
+        <w:t>page.tsx</w:t>
+      </w:r>
+      <w:proofErr w:type="spellEnd"/>
+      <w:r>
+        <w:rPr>
+          <w:rFonts w:cstheme="minorHAnsi"/>
+          <w:sz w:val="24"/>
+          <w:szCs w:val="24"/>
+          <w:lang w:val="en-US"/>
+        </w:rPr>
+        <w:t>. This component calculates and displays the total sales sum per artisan, addressing the request to sum all products sold by the seller when a new listing is added.</w:t>
       </w:r>
     </w:p>
     <w:p>
       <w:pPr>
+        <w:rPr>
+          <w:rFonts w:cstheme="minorHAnsi"/>
+          <w:b/>
+          <w:bCs/>
+          <w:sz w:val="24"/>
+          <w:szCs w:val="24"/>
+        </w:rPr>
+      </w:pPr>
+      <w:r>
+        <w:rPr>
+          <w:rFonts w:cstheme="minorHAnsi"/>
+          <w:b/>
+          <w:bCs/>
+          <w:sz w:val="24"/>
+          <w:szCs w:val="24"/>
+        </w:rPr>
+        <w:pict w14:anchorId="67B23015">
+          <v:rect id="_x0000_i1037" style="width:0;height:1.5pt" o:hralign="center" o:hrstd="t" o:hr="t" fillcolor="#a0a0a0" stroked="f"/>
+        </w:pict>
+      </w:r>
+    </w:p>
+    <w:p>
+      <w:pPr>
+        <w:rPr>
+          <w:rFonts w:cstheme="minorHAnsi"/>
+          <w:b/>
+          <w:bCs/>
+          <w:sz w:val="24"/>
+          <w:szCs w:val="24"/>
+          <w:lang w:val="en-US"/>
+        </w:rPr>
+      </w:pPr>
+      <w:r>
+        <w:rPr>
+          <w:rFonts w:cstheme="minorHAnsi"/>
+          <w:b/>
+          <w:bCs/>
+          <w:sz w:val="24"/>
+          <w:szCs w:val="24"/>
+          <w:lang w:val="en-US"/>
+        </w:rPr>
+        <w:t>Development Progress: Styling, Responsiveness, and Data Persistence</w:t>
+      </w:r>
+    </w:p>
+    <w:p>
+      <w:pPr>
+        <w:rPr>
+          <w:rFonts w:cstheme="minorHAnsi"/>
+          <w:sz w:val="24"/>
+          <w:szCs w:val="24"/>
+          <w:lang w:val="en-US"/>
+        </w:rPr>
+      </w:pPr>
+      <w:r>
+        <w:rPr>
+          <w:rFonts w:cstheme="minorHAnsi"/>
+          <w:sz w:val="24"/>
+          <w:szCs w:val="24"/>
+          <w:lang w:val="en-US"/>
+        </w:rPr>
+        <w:t>The project has established foundational elements in place for branding, web standards, and data handling:</w:t>
+      </w:r>
+    </w:p>
+    <w:p>
+      <w:pPr>
         <w:numPr>
           <w:ilvl w:val="0"/>
-          <w:numId w:val="4"/>
+          <w:numId w:val="6"/>
         </w:numPr>
         <w:rPr>
           <w:rFonts w:cstheme="minorHAnsi"/>
@@ -426,74 +816,235 @@
           <w:szCs w:val="24"/>
           <w:lang w:val="en-US"/>
         </w:rPr>
-        <w:t>Data Persistence (Simple): Saving data to Local Storage was implemented, ensuring tasks are retained between user sessions.</w:t>
+        <w:t xml:space="preserve">Branding &amp; SEO: The application metadata (title and description) in </w:t>
+      </w:r>
+      <w:proofErr w:type="spellStart"/>
+      <w:r>
+        <w:rPr>
+          <w:rFonts w:cstheme="minorHAnsi"/>
+          <w:sz w:val="24"/>
+          <w:szCs w:val="24"/>
+          <w:lang w:val="en-US"/>
+        </w:rPr>
+        <w:t>layout.tsx</w:t>
+      </w:r>
+      <w:proofErr w:type="spellEnd"/>
+      <w:r>
+        <w:rPr>
+          <w:rFonts w:cstheme="minorHAnsi"/>
+          <w:sz w:val="24"/>
+          <w:szCs w:val="24"/>
+          <w:lang w:val="en-US"/>
+        </w:rPr>
+        <w:t xml:space="preserve"> was updated to reflect the Handcrafted Haven brand and purpose. Base styling and color schemes were adjusted in globals.css to align with a marketplace aesthetic.</w:t>
       </w:r>
     </w:p>
     <w:p>
       <w:pPr>
-        <w:rPr>
-          <w:rFonts w:cstheme="minorHAnsi"/>
-          <w:b/>
-          <w:bCs/>
-          <w:sz w:val="24"/>
-          <w:szCs w:val="24"/>
-          <w:lang w:val="en-US"/>
-        </w:rPr>
-      </w:pPr>
-      <w:r>
-        <w:rPr>
-          <w:rFonts w:cstheme="minorHAnsi"/>
-          <w:b/>
-          <w:bCs/>
-          <w:sz w:val="24"/>
-          <w:szCs w:val="24"/>
-          <w:lang w:val="en-US"/>
-        </w:rPr>
-        <w:t>In summary:</w:t>
+        <w:numPr>
+          <w:ilvl w:val="0"/>
+          <w:numId w:val="6"/>
+        </w:numPr>
+        <w:rPr>
+          <w:rFonts w:cstheme="minorHAnsi"/>
+          <w:sz w:val="24"/>
+          <w:szCs w:val="24"/>
+          <w:lang w:val="en-US"/>
+        </w:rPr>
+      </w:pPr>
+      <w:r>
+        <w:rPr>
+          <w:rFonts w:cstheme="minorHAnsi"/>
+          <w:sz w:val="24"/>
+          <w:szCs w:val="24"/>
+          <w:lang w:val="en-US"/>
+        </w:rPr>
+        <w:t>Accessibility (WCAG 2.1 Level AA): aria-label attributes were strategically added/updated on all interactive elements (inputs, buttons, select) to ensure compliance with accessibility standards.</w:t>
       </w:r>
     </w:p>
     <w:p>
       <w:pPr>
-        <w:rPr>
-          <w:rFonts w:cstheme="minorHAnsi"/>
-          <w:sz w:val="24"/>
-          <w:szCs w:val="24"/>
-          <w:lang w:val="en-US"/>
-        </w:rPr>
-      </w:pPr>
-      <w:r>
-        <w:rPr>
-          <w:rFonts w:cstheme="minorHAnsi"/>
-          <w:sz w:val="24"/>
-          <w:szCs w:val="24"/>
-          <w:lang w:val="en-US"/>
-        </w:rPr>
-        <w:t>Development Progress: Data Persistence (Simple) was implemented, saving data to Local Storage. Base Responsiveness and Base Styling were applied. Core UI components, the Input Component (#new-task-input) and List Display (#task-list), were created, along with the Input Component extension for the column done.</w:t>
+        <w:numPr>
+          <w:ilvl w:val="0"/>
+          <w:numId w:val="6"/>
+        </w:numPr>
+        <w:rPr>
+          <w:rFonts w:cstheme="minorHAnsi"/>
+          <w:sz w:val="24"/>
+          <w:szCs w:val="24"/>
+          <w:lang w:val="en-US"/>
+        </w:rPr>
+      </w:pPr>
+      <w:r>
+        <w:rPr>
+          <w:rFonts w:cstheme="minorHAnsi"/>
+          <w:sz w:val="24"/>
+          <w:szCs w:val="24"/>
+          <w:lang w:val="en-US"/>
+        </w:rPr>
+        <w:t xml:space="preserve">Layout Implementation: A persistent Footer component with the required copyright information was added to the </w:t>
+      </w:r>
+      <w:proofErr w:type="spellStart"/>
+      <w:r>
+        <w:rPr>
+          <w:rFonts w:cstheme="minorHAnsi"/>
+          <w:sz w:val="24"/>
+          <w:szCs w:val="24"/>
+          <w:lang w:val="en-US"/>
+        </w:rPr>
+        <w:t>layout.tsx</w:t>
+      </w:r>
+      <w:proofErr w:type="spellEnd"/>
+      <w:r>
+        <w:rPr>
+          <w:rFonts w:cstheme="minorHAnsi"/>
+          <w:sz w:val="24"/>
+          <w:szCs w:val="24"/>
+          <w:lang w:val="en-US"/>
+        </w:rPr>
+        <w:t xml:space="preserve"> file, ensuring its presence across all pages.</w:t>
       </w:r>
     </w:p>
     <w:p>
       <w:pPr>
-        <w:rPr>
-          <w:rFonts w:cstheme="minorHAnsi"/>
-          <w:sz w:val="24"/>
-          <w:szCs w:val="24"/>
-          <w:lang w:val="en-US"/>
-        </w:rPr>
-      </w:pPr>
-      <w:r>
-        <w:rPr>
-          <w:rFonts w:cstheme="minorHAnsi"/>
-          <w:noProof/>
+        <w:numPr>
+          <w:ilvl w:val="0"/>
+          <w:numId w:val="6"/>
+        </w:numPr>
+        <w:rPr>
+          <w:rFonts w:cstheme="minorHAnsi"/>
+          <w:sz w:val="24"/>
+          <w:szCs w:val="24"/>
+          <w:lang w:val="en-US"/>
+        </w:rPr>
+      </w:pPr>
+      <w:r>
+        <w:rPr>
+          <w:rFonts w:cstheme="minorHAnsi"/>
+          <w:sz w:val="24"/>
+          <w:szCs w:val="24"/>
+          <w:lang w:val="en-US"/>
+        </w:rPr>
+        <w:t>Data Persistence (Simple): Data saving to Local Storage (</w:t>
+      </w:r>
+      <w:proofErr w:type="spellStart"/>
+      <w:r>
+        <w:rPr>
+          <w:rFonts w:cstheme="minorHAnsi"/>
+          <w:sz w:val="24"/>
+          <w:szCs w:val="24"/>
+          <w:lang w:val="en-US"/>
+        </w:rPr>
+        <w:t>useLocalStorage</w:t>
+      </w:r>
+      <w:proofErr w:type="spellEnd"/>
+      <w:r>
+        <w:rPr>
+          <w:rFonts w:cstheme="minorHAnsi"/>
+          <w:sz w:val="24"/>
+          <w:szCs w:val="24"/>
+          <w:lang w:val="en-US"/>
+        </w:rPr>
+        <w:t xml:space="preserve"> hook) was retained, ensuring product listings persist between user sessions.</w:t>
+      </w:r>
+    </w:p>
+    <w:p>
+      <w:pPr>
+        <w:rPr>
+          <w:rFonts w:cstheme="minorHAnsi"/>
+          <w:b/>
+          <w:bCs/>
+          <w:sz w:val="24"/>
+          <w:szCs w:val="24"/>
+        </w:rPr>
+      </w:pPr>
+      <w:r>
+        <w:rPr>
+          <w:rFonts w:cstheme="minorHAnsi"/>
+          <w:b/>
+          <w:bCs/>
+          <w:sz w:val="24"/>
+          <w:szCs w:val="24"/>
+        </w:rPr>
+        <w:pict w14:anchorId="39EB7A55">
+          <v:rect id="_x0000_i1038" style="width:0;height:1.5pt" o:hralign="center" o:hrstd="t" o:hr="t" fillcolor="#a0a0a0" stroked="f"/>
+        </w:pict>
+      </w:r>
+    </w:p>
+    <w:p>
+      <w:pPr>
+        <w:rPr>
+          <w:rFonts w:cstheme="minorHAnsi"/>
+          <w:b/>
+          <w:bCs/>
+          <w:sz w:val="24"/>
+          <w:szCs w:val="24"/>
+          <w:lang w:val="en-US"/>
+        </w:rPr>
+      </w:pPr>
+      <w:r>
+        <w:rPr>
+          <w:rFonts w:cstheme="minorHAnsi"/>
+          <w:b/>
+          <w:bCs/>
+          <w:sz w:val="24"/>
+          <w:szCs w:val="24"/>
+          <w:lang w:val="en-US"/>
+        </w:rPr>
+        <w:t>In summary:</w:t>
+      </w:r>
+    </w:p>
+    <w:p>
+      <w:pPr>
+        <w:rPr>
+          <w:rFonts w:cstheme="minorHAnsi"/>
+          <w:sz w:val="24"/>
+          <w:szCs w:val="24"/>
+          <w:lang w:val="en-US"/>
+        </w:rPr>
+      </w:pPr>
+      <w:r>
+        <w:rPr>
+          <w:rFonts w:cstheme="minorHAnsi"/>
+          <w:sz w:val="24"/>
+          <w:szCs w:val="24"/>
+          <w:lang w:val="en-US"/>
+        </w:rPr>
+        <w:t>Development Progress: Data Persistence via Local Storage was retained. Branding and SEO were applied via updated metadata and styling. Core UI components, the Product Listing Form (Product Title Input and Seller Selection Dropdown) and the Dual List Display (Curated/All Listings), were created. The Seller Sales Summary feature was implemented to display total revenue per artisan.</w:t>
+      </w:r>
+    </w:p>
+    <w:p>
+      <w:pPr>
+        <w:rPr>
+          <w:rFonts w:cstheme="minorHAnsi"/>
+          <w:sz w:val="24"/>
+          <w:szCs w:val="24"/>
+          <w:lang w:val="en-US"/>
+        </w:rPr>
+      </w:pPr>
+    </w:p>
+    <w:p>
+      <w:pPr>
+        <w:rPr>
+          <w:rFonts w:cstheme="minorHAnsi"/>
+          <w:sz w:val="24"/>
+          <w:szCs w:val="24"/>
+          <w:lang w:val="en-US"/>
+        </w:rPr>
+      </w:pPr>
+      <w:r>
+        <w:rPr>
+          <w:rFonts w:cstheme="minorHAnsi"/>
           <w:sz w:val="24"/>
           <w:szCs w:val="24"/>
           <w:lang w:val="en-US"/>
         </w:rPr>
         <w:lastRenderedPageBreak/>
         <w:drawing>
-          <wp:inline distT="0" distB="0" distL="0" distR="0" wp14:anchorId="75297E3E" wp14:editId="4951109D">
-            <wp:extent cx="5400040" cy="2619375"/>
-            <wp:effectExtent l="0" t="0" r="0" b="9525"/>
-            <wp:docPr id="1902729664" name="Imagem 1"/>
+          <wp:inline distT="0" distB="0" distL="0" distR="0" wp14:anchorId="07897A5A" wp14:editId="00FA44E2">
+            <wp:extent cx="5400040" cy="2712720"/>
+            <wp:effectExtent l="0" t="0" r="0" b="0"/>
+            <wp:docPr id="723965935" name="Imagem 1"/>
             <wp:cNvGraphicFramePr>
               <a:graphicFrameLocks xmlns:a="http://schemas.openxmlformats.org/drawingml/2006/main" noChangeAspect="1"/>
             </wp:cNvGraphicFramePr>
@@ -501,11 +1052,11 @@
               <a:graphicData uri="http://schemas.openxmlformats.org/drawingml/2006/picture">
                 <pic:pic xmlns:pic="http://schemas.openxmlformats.org/drawingml/2006/picture">
                   <pic:nvPicPr>
-                    <pic:cNvPr id="1902729664" name=""/>
+                    <pic:cNvPr id="723965935" name=""/>
                     <pic:cNvPicPr/>
                   </pic:nvPicPr>
                   <pic:blipFill>
-                    <a:blip r:embed="rId8"/>
+                    <a:blip r:embed="rId9"/>
                     <a:stretch>
                       <a:fillRect/>
                     </a:stretch>
@@ -513,7 +1064,7 @@
                   <pic:spPr>
                     <a:xfrm>
                       <a:off x="0" y="0"/>
-                      <a:ext cx="5400040" cy="2619375"/>
+                      <a:ext cx="5400040" cy="2712720"/>
                     </a:xfrm>
                     <a:prstGeom prst="rect">
                       <a:avLst/>
@@ -525,16 +1076,6 @@
           </wp:inline>
         </w:drawing>
       </w:r>
-    </w:p>
-    <w:p>
-      <w:pPr>
-        <w:rPr>
-          <w:rFonts w:cstheme="minorHAnsi"/>
-          <w:sz w:val="24"/>
-          <w:szCs w:val="24"/>
-          <w:lang w:val="en-US"/>
-        </w:rPr>
-      </w:pPr>
     </w:p>
     <w:p>
       <w:pPr>
@@ -559,6 +1100,123 @@
 <file path=word/numbering.xml><?xml version="1.0" encoding="utf-8"?>
 <w:numbering xmlns:wpc="http://schemas.microsoft.com/office/word/2010/wordprocessingCanvas" xmlns:cx="http://schemas.microsoft.com/office/drawing/2014/chartex" xmlns:cx1="http://schemas.microsoft.com/office/drawing/2015/9/8/chartex" xmlns:cx2="http://schemas.microsoft.com/office/drawing/2015/10/21/chartex" xmlns:cx3="http://schemas.microsoft.com/office/drawing/2016/5/9/chartex" xmlns:cx4="http://schemas.microsoft.com/office/drawing/2016/5/10/chartex" xmlns:cx5="http://schemas.microsoft.com/office/drawing/2016/5/11/chartex" xmlns:cx6="http://schemas.microsoft.com/office/drawing/2016/5/12/chartex" xmlns:cx7="http://schemas.microsoft.com/office/drawing/2016/5/13/chartex" xmlns:cx8="http://schemas.microsoft.com/office/drawing/2016/5/14/chartex" xmlns:mc="http://schemas.openxmlformats.org/markup-compatibility/2006" xmlns:aink="http://schemas.microsoft.com/office/drawing/2016/ink" xmlns:am3d="http://schemas.microsoft.com/office/drawing/2017/model3d" xmlns:o="urn:schemas-microsoft-com:office:office" xmlns:oel="http://schemas.microsoft.com/office/2019/extlst" xmlns:r="http://schemas.openxmlformats.org/officeDocument/2006/relationships" xmlns:m="http://schemas.openxmlformats.org/officeDocument/2006/math" xmlns:v="urn:schemas-microsoft-com:vml" xmlns:wp14="http://schemas.microsoft.com/office/word/2010/wordprocessingDrawing" xmlns:wp="http://schemas.openxmlformats.org/drawingml/2006/wordprocessingDrawing" xmlns:w10="urn:schemas-microsoft-com:office:word" xmlns:w="http://schemas.openxmlformats.org/wordprocessingml/2006/main" xmlns:w14="http://schemas.microsoft.com/office/word/2010/wordml" xmlns:w15="http://schemas.microsoft.com/office/word/2012/wordml" xmlns:w16cex="http://schemas.microsoft.com/office/word/2018/wordml/cex" xmlns:w16cid="http://schemas.microsoft.com/office/word/2016/wordml/cid" xmlns:w16="http://schemas.microsoft.com/office/word/2018/wordml" xmlns:w16du="http://schemas.microsoft.com/office/word/2023/wordml/word16du" xmlns:w16sdtdh="http://schemas.microsoft.com/office/word/2020/wordml/sdtdatahash" xmlns:w16sdtfl="http://schemas.microsoft.com/office/word/2024/wordml/sdtformatlock" xmlns:w16se="http://schemas.microsoft.com/office/word/2015/wordml/symex" xmlns:wpg="http://schemas.microsoft.com/office/word/2010/wordprocessingGroup" xmlns:wpi="http://schemas.microsoft.com/office/word/2010/wordprocessingInk" xmlns:wne="http://schemas.microsoft.com/office/word/2006/wordml" xmlns:wps="http://schemas.microsoft.com/office/word/2010/wordprocessingShape" mc:Ignorable="w14 w15 w16se w16cid w16 w16cex w16sdtdh w16sdtfl w16du wp14">
   <w:abstractNum w:abstractNumId="0" w15:restartNumberingAfterBreak="0">
+    <w:nsid w:val="0F4A3660"/>
+    <w:multiLevelType w:val="multilevel"/>
+    <w:tmpl w:val="9A02AB58"/>
+    <w:lvl w:ilvl="0">
+      <w:start w:val="1"/>
+      <w:numFmt w:val="decimal"/>
+      <w:lvlText w:val="%1."/>
+      <w:lvlJc w:val="left"/>
+      <w:pPr>
+        <w:tabs>
+          <w:tab w:val="num" w:pos="720"/>
+        </w:tabs>
+        <w:ind w:left="720" w:hanging="360"/>
+      </w:pPr>
+    </w:lvl>
+    <w:lvl w:ilvl="1">
+      <w:start w:val="1"/>
+      <w:numFmt w:val="bullet"/>
+      <w:lvlText w:val="o"/>
+      <w:lvlJc w:val="left"/>
+      <w:pPr>
+        <w:tabs>
+          <w:tab w:val="num" w:pos="1440"/>
+        </w:tabs>
+        <w:ind w:left="1440" w:hanging="360"/>
+      </w:pPr>
+      <w:rPr>
+        <w:rFonts w:ascii="Courier New" w:hAnsi="Courier New" w:hint="default"/>
+        <w:sz w:val="20"/>
+      </w:rPr>
+    </w:lvl>
+    <w:lvl w:ilvl="2" w:tentative="1">
+      <w:start w:val="1"/>
+      <w:numFmt w:val="decimal"/>
+      <w:lvlText w:val="%3."/>
+      <w:lvlJc w:val="left"/>
+      <w:pPr>
+        <w:tabs>
+          <w:tab w:val="num" w:pos="2160"/>
+        </w:tabs>
+        <w:ind w:left="2160" w:hanging="360"/>
+      </w:pPr>
+    </w:lvl>
+    <w:lvl w:ilvl="3" w:tentative="1">
+      <w:start w:val="1"/>
+      <w:numFmt w:val="decimal"/>
+      <w:lvlText w:val="%4."/>
+      <w:lvlJc w:val="left"/>
+      <w:pPr>
+        <w:tabs>
+          <w:tab w:val="num" w:pos="2880"/>
+        </w:tabs>
+        <w:ind w:left="2880" w:hanging="360"/>
+      </w:pPr>
+    </w:lvl>
+    <w:lvl w:ilvl="4" w:tentative="1">
+      <w:start w:val="1"/>
+      <w:numFmt w:val="decimal"/>
+      <w:lvlText w:val="%5."/>
+      <w:lvlJc w:val="left"/>
+      <w:pPr>
+        <w:tabs>
+          <w:tab w:val="num" w:pos="3600"/>
+        </w:tabs>
+        <w:ind w:left="3600" w:hanging="360"/>
+      </w:pPr>
+    </w:lvl>
+    <w:lvl w:ilvl="5" w:tentative="1">
+      <w:start w:val="1"/>
+      <w:numFmt w:val="decimal"/>
+      <w:lvlText w:val="%6."/>
+      <w:lvlJc w:val="left"/>
+      <w:pPr>
+        <w:tabs>
+          <w:tab w:val="num" w:pos="4320"/>
+        </w:tabs>
+        <w:ind w:left="4320" w:hanging="360"/>
+      </w:pPr>
+    </w:lvl>
+    <w:lvl w:ilvl="6" w:tentative="1">
+      <w:start w:val="1"/>
+      <w:numFmt w:val="decimal"/>
+      <w:lvlText w:val="%7."/>
+      <w:lvlJc w:val="left"/>
+      <w:pPr>
+        <w:tabs>
+          <w:tab w:val="num" w:pos="5040"/>
+        </w:tabs>
+        <w:ind w:left="5040" w:hanging="360"/>
+      </w:pPr>
+    </w:lvl>
+    <w:lvl w:ilvl="7" w:tentative="1">
+      <w:start w:val="1"/>
+      <w:numFmt w:val="decimal"/>
+      <w:lvlText w:val="%8."/>
+      <w:lvlJc w:val="left"/>
+      <w:pPr>
+        <w:tabs>
+          <w:tab w:val="num" w:pos="5760"/>
+        </w:tabs>
+        <w:ind w:left="5760" w:hanging="360"/>
+      </w:pPr>
+    </w:lvl>
+    <w:lvl w:ilvl="8" w:tentative="1">
+      <w:start w:val="1"/>
+      <w:numFmt w:val="decimal"/>
+      <w:lvlText w:val="%9."/>
+      <w:lvlJc w:val="left"/>
+      <w:pPr>
+        <w:tabs>
+          <w:tab w:val="num" w:pos="6480"/>
+        </w:tabs>
+        <w:ind w:left="6480" w:hanging="360"/>
+      </w:pPr>
+    </w:lvl>
+  </w:abstractNum>
+  <w:abstractNum w:abstractNumId="1" w15:restartNumberingAfterBreak="0">
     <w:nsid w:val="2F687459"/>
     <w:multiLevelType w:val="multilevel"/>
     <w:tmpl w:val="8EB2EC10"/>
@@ -707,7 +1365,7 @@
       </w:rPr>
     </w:lvl>
   </w:abstractNum>
-  <w:abstractNum w:abstractNumId="1" w15:restartNumberingAfterBreak="0">
+  <w:abstractNum w:abstractNumId="2" w15:restartNumberingAfterBreak="0">
     <w:nsid w:val="3B5A2CD0"/>
     <w:multiLevelType w:val="multilevel"/>
     <w:tmpl w:val="BA60AEC2"/>
@@ -856,7 +1514,7 @@
       </w:rPr>
     </w:lvl>
   </w:abstractNum>
-  <w:abstractNum w:abstractNumId="2" w15:restartNumberingAfterBreak="0">
+  <w:abstractNum w:abstractNumId="3" w15:restartNumberingAfterBreak="0">
     <w:nsid w:val="44523C00"/>
     <w:multiLevelType w:val="multilevel"/>
     <w:tmpl w:val="32CAF52E"/>
@@ -1005,7 +1663,156 @@
       </w:rPr>
     </w:lvl>
   </w:abstractNum>
-  <w:abstractNum w:abstractNumId="3" w15:restartNumberingAfterBreak="0">
+  <w:abstractNum w:abstractNumId="4" w15:restartNumberingAfterBreak="0">
+    <w:nsid w:val="5D58366B"/>
+    <w:multiLevelType w:val="multilevel"/>
+    <w:tmpl w:val="C3DC5FC6"/>
+    <w:lvl w:ilvl="0">
+      <w:start w:val="1"/>
+      <w:numFmt w:val="bullet"/>
+      <w:lvlText w:val=""/>
+      <w:lvlJc w:val="left"/>
+      <w:pPr>
+        <w:tabs>
+          <w:tab w:val="num" w:pos="720"/>
+        </w:tabs>
+        <w:ind w:left="720" w:hanging="360"/>
+      </w:pPr>
+      <w:rPr>
+        <w:rFonts w:ascii="Symbol" w:hAnsi="Symbol" w:hint="default"/>
+        <w:sz w:val="20"/>
+      </w:rPr>
+    </w:lvl>
+    <w:lvl w:ilvl="1" w:tentative="1">
+      <w:start w:val="1"/>
+      <w:numFmt w:val="bullet"/>
+      <w:lvlText w:val="o"/>
+      <w:lvlJc w:val="left"/>
+      <w:pPr>
+        <w:tabs>
+          <w:tab w:val="num" w:pos="1440"/>
+        </w:tabs>
+        <w:ind w:left="1440" w:hanging="360"/>
+      </w:pPr>
+      <w:rPr>
+        <w:rFonts w:ascii="Courier New" w:hAnsi="Courier New" w:hint="default"/>
+        <w:sz w:val="20"/>
+      </w:rPr>
+    </w:lvl>
+    <w:lvl w:ilvl="2" w:tentative="1">
+      <w:start w:val="1"/>
+      <w:numFmt w:val="bullet"/>
+      <w:lvlText w:val=""/>
+      <w:lvlJc w:val="left"/>
+      <w:pPr>
+        <w:tabs>
+          <w:tab w:val="num" w:pos="2160"/>
+        </w:tabs>
+        <w:ind w:left="2160" w:hanging="360"/>
+      </w:pPr>
+      <w:rPr>
+        <w:rFonts w:ascii="Wingdings" w:hAnsi="Wingdings" w:hint="default"/>
+        <w:sz w:val="20"/>
+      </w:rPr>
+    </w:lvl>
+    <w:lvl w:ilvl="3" w:tentative="1">
+      <w:start w:val="1"/>
+      <w:numFmt w:val="bullet"/>
+      <w:lvlText w:val=""/>
+      <w:lvlJc w:val="left"/>
+      <w:pPr>
+        <w:tabs>
+          <w:tab w:val="num" w:pos="2880"/>
+        </w:tabs>
+        <w:ind w:left="2880" w:hanging="360"/>
+      </w:pPr>
+      <w:rPr>
+        <w:rFonts w:ascii="Wingdings" w:hAnsi="Wingdings" w:hint="default"/>
+        <w:sz w:val="20"/>
+      </w:rPr>
+    </w:lvl>
+    <w:lvl w:ilvl="4" w:tentative="1">
+      <w:start w:val="1"/>
+      <w:numFmt w:val="bullet"/>
+      <w:lvlText w:val=""/>
+      <w:lvlJc w:val="left"/>
+      <w:pPr>
+        <w:tabs>
+          <w:tab w:val="num" w:pos="3600"/>
+        </w:tabs>
+        <w:ind w:left="3600" w:hanging="360"/>
+      </w:pPr>
+      <w:rPr>
+        <w:rFonts w:ascii="Wingdings" w:hAnsi="Wingdings" w:hint="default"/>
+        <w:sz w:val="20"/>
+      </w:rPr>
+    </w:lvl>
+    <w:lvl w:ilvl="5" w:tentative="1">
+      <w:start w:val="1"/>
+      <w:numFmt w:val="bullet"/>
+      <w:lvlText w:val=""/>
+      <w:lvlJc w:val="left"/>
+      <w:pPr>
+        <w:tabs>
+          <w:tab w:val="num" w:pos="4320"/>
+        </w:tabs>
+        <w:ind w:left="4320" w:hanging="360"/>
+      </w:pPr>
+      <w:rPr>
+        <w:rFonts w:ascii="Wingdings" w:hAnsi="Wingdings" w:hint="default"/>
+        <w:sz w:val="20"/>
+      </w:rPr>
+    </w:lvl>
+    <w:lvl w:ilvl="6" w:tentative="1">
+      <w:start w:val="1"/>
+      <w:numFmt w:val="bullet"/>
+      <w:lvlText w:val=""/>
+      <w:lvlJc w:val="left"/>
+      <w:pPr>
+        <w:tabs>
+          <w:tab w:val="num" w:pos="5040"/>
+        </w:tabs>
+        <w:ind w:left="5040" w:hanging="360"/>
+      </w:pPr>
+      <w:rPr>
+        <w:rFonts w:ascii="Wingdings" w:hAnsi="Wingdings" w:hint="default"/>
+        <w:sz w:val="20"/>
+      </w:rPr>
+    </w:lvl>
+    <w:lvl w:ilvl="7" w:tentative="1">
+      <w:start w:val="1"/>
+      <w:numFmt w:val="bullet"/>
+      <w:lvlText w:val=""/>
+      <w:lvlJc w:val="left"/>
+      <w:pPr>
+        <w:tabs>
+          <w:tab w:val="num" w:pos="5760"/>
+        </w:tabs>
+        <w:ind w:left="5760" w:hanging="360"/>
+      </w:pPr>
+      <w:rPr>
+        <w:rFonts w:ascii="Wingdings" w:hAnsi="Wingdings" w:hint="default"/>
+        <w:sz w:val="20"/>
+      </w:rPr>
+    </w:lvl>
+    <w:lvl w:ilvl="8" w:tentative="1">
+      <w:start w:val="1"/>
+      <w:numFmt w:val="bullet"/>
+      <w:lvlText w:val=""/>
+      <w:lvlJc w:val="left"/>
+      <w:pPr>
+        <w:tabs>
+          <w:tab w:val="num" w:pos="6480"/>
+        </w:tabs>
+        <w:ind w:left="6480" w:hanging="360"/>
+      </w:pPr>
+      <w:rPr>
+        <w:rFonts w:ascii="Wingdings" w:hAnsi="Wingdings" w:hint="default"/>
+        <w:sz w:val="20"/>
+      </w:rPr>
+    </w:lvl>
+  </w:abstractNum>
+  <w:abstractNum w:abstractNumId="5" w15:restartNumberingAfterBreak="0">
     <w:nsid w:val="740E0E92"/>
     <w:multiLevelType w:val="multilevel"/>
     <w:tmpl w:val="4C9EA2B0"/>
@@ -1155,16 +1962,22 @@
     </w:lvl>
   </w:abstractNum>
   <w:num w:numId="1" w16cid:durableId="1628049812">
+    <w:abstractNumId w:val="5"/>
+  </w:num>
+  <w:num w:numId="2" w16cid:durableId="1663239714">
+    <w:abstractNumId w:val="1"/>
+  </w:num>
+  <w:num w:numId="3" w16cid:durableId="1674533528">
+    <w:abstractNumId w:val="2"/>
+  </w:num>
+  <w:num w:numId="4" w16cid:durableId="1322388828">
     <w:abstractNumId w:val="3"/>
   </w:num>
-  <w:num w:numId="2" w16cid:durableId="1663239714">
+  <w:num w:numId="5" w16cid:durableId="1747727989">
     <w:abstractNumId w:val="0"/>
   </w:num>
-  <w:num w:numId="3" w16cid:durableId="1674533528">
-    <w:abstractNumId w:val="1"/>
-  </w:num>
-  <w:num w:numId="4" w16cid:durableId="1322388828">
-    <w:abstractNumId w:val="2"/>
+  <w:num w:numId="6" w16cid:durableId="1501122140">
+    <w:abstractNumId w:val="4"/>
   </w:num>
 </w:numbering>
 </file>
@@ -1772,7 +2585,6 @@
   <w:style w:type="character" w:default="1" w:styleId="Fontepargpadro">
     <w:name w:val="Default Paragraph Font"/>
     <w:uiPriority w:val="1"/>
-    <w:semiHidden/>
     <w:unhideWhenUsed/>
   </w:style>
   <w:style w:type="table" w:default="1" w:styleId="Tabelanormal">

--- a/W07 Assignment Team Project - Diogo Rangel Dos Santos.docx
+++ b/W07 Assignment Team Project - Diogo Rangel Dos Santos.docx
@@ -90,31 +90,7 @@
           <w:szCs w:val="28"/>
           <w:lang w:val="en-US"/>
         </w:rPr>
-        <w:t xml:space="preserve">Link </w:t>
-      </w:r>
-      <w:proofErr w:type="gramStart"/>
-      <w:r>
-        <w:rPr>
-          <w:rFonts w:cstheme="minorHAnsi"/>
-          <w:b/>
-          <w:bCs/>
-          <w:sz w:val="28"/>
-          <w:szCs w:val="28"/>
-          <w:lang w:val="en-US"/>
-        </w:rPr>
-        <w:t>project :</w:t>
-      </w:r>
-      <w:proofErr w:type="gramEnd"/>
-      <w:r>
-        <w:rPr>
-          <w:rFonts w:cstheme="minorHAnsi"/>
-          <w:b/>
-          <w:bCs/>
-          <w:sz w:val="28"/>
-          <w:szCs w:val="28"/>
-          <w:lang w:val="en-US"/>
-        </w:rPr>
-        <w:t xml:space="preserve"> </w:t>
+        <w:t xml:space="preserve">Link project : </w:t>
       </w:r>
       <w:hyperlink r:id="rId5" w:history="1">
         <w:r>
@@ -188,21 +164,7 @@
         <w:rPr>
           <w:lang w:val="en-US"/>
         </w:rPr>
-        <w:t xml:space="preserve">Link </w:t>
-      </w:r>
-      <w:proofErr w:type="gramStart"/>
-      <w:r>
-        <w:rPr>
-          <w:lang w:val="en-US"/>
-        </w:rPr>
-        <w:t>Repository :</w:t>
-      </w:r>
-      <w:proofErr w:type="gramEnd"/>
-      <w:r>
-        <w:rPr>
-          <w:lang w:val="en-US"/>
-        </w:rPr>
-        <w:t xml:space="preserve"> </w:t>
+        <w:t xml:space="preserve">Link Repository : </w:t>
       </w:r>
       <w:hyperlink r:id="rId7" w:history="1">
         <w:r>
@@ -219,21 +181,7 @@
         <w:rPr>
           <w:lang w:val="en-US"/>
         </w:rPr>
-        <w:t xml:space="preserve">Live </w:t>
-      </w:r>
-      <w:proofErr w:type="gramStart"/>
-      <w:r>
-        <w:rPr>
-          <w:lang w:val="en-US"/>
-        </w:rPr>
-        <w:t>project :</w:t>
-      </w:r>
-      <w:proofErr w:type="gramEnd"/>
-      <w:r>
-        <w:rPr>
-          <w:lang w:val="en-US"/>
-        </w:rPr>
-        <w:t xml:space="preserve"> </w:t>
+        <w:t xml:space="preserve">Live project : </w:t>
       </w:r>
       <w:hyperlink r:id="rId8" w:history="1">
         <w:r>
@@ -252,29 +200,32 @@
         </w:rPr>
       </w:pPr>
       <w:r>
-        <w:t xml:space="preserve">Link </w:t>
-      </w:r>
-      <w:proofErr w:type="spellStart"/>
-      <w:r>
-        <w:t>of</w:t>
-      </w:r>
-      <w:proofErr w:type="spellEnd"/>
-      <w:r>
-        <w:t xml:space="preserve"> </w:t>
-      </w:r>
-      <w:proofErr w:type="spellStart"/>
-      <w:proofErr w:type="gramStart"/>
-      <w:r>
-        <w:t>presentation</w:t>
-      </w:r>
-      <w:proofErr w:type="spellEnd"/>
-      <w:r>
-        <w:t xml:space="preserve"> :</w:t>
-      </w:r>
-      <w:proofErr w:type="gramEnd"/>
-      <w:r>
-        <w:t xml:space="preserve"> </w:t>
-      </w:r>
+        <w:rPr>
+          <w:lang w:val="en-US"/>
+        </w:rPr>
+        <w:t>Link of presentation</w:t>
+      </w:r>
+      <w:r>
+        <w:rPr>
+          <w:lang w:val="en-US"/>
+        </w:rPr>
+        <w:t xml:space="preserve"> video</w:t>
+      </w:r>
+      <w:r>
+        <w:rPr>
+          <w:lang w:val="en-US"/>
+        </w:rPr>
+        <w:t xml:space="preserve"> : </w:t>
+      </w:r>
+      <w:hyperlink r:id="rId9" w:history="1">
+        <w:r>
+          <w:rPr>
+            <w:rStyle w:val="Hyperlink"/>
+            <w:lang w:val="en-US"/>
+          </w:rPr>
+          <w:t>https://www.loom.com/share/bf3877ca66a64274b0ad0fa29c8b0d48</w:t>
+        </w:r>
+      </w:hyperlink>
     </w:p>
     <w:p>
       <w:pPr>
@@ -388,27 +339,7 @@
           <w:szCs w:val="24"/>
           <w:lang w:val="en-US"/>
         </w:rPr>
-        <w:t xml:space="preserve">The single text input field (#new-task-input) was replaced by a comprehensive Product Listing Form in </w:t>
-      </w:r>
-      <w:proofErr w:type="spellStart"/>
-      <w:r>
-        <w:rPr>
-          <w:rFonts w:cstheme="minorHAnsi"/>
-          <w:sz w:val="24"/>
-          <w:szCs w:val="24"/>
-          <w:lang w:val="en-US"/>
-        </w:rPr>
-        <w:t>page.tsx</w:t>
-      </w:r>
-      <w:proofErr w:type="spellEnd"/>
-      <w:r>
-        <w:rPr>
-          <w:rFonts w:cstheme="minorHAnsi"/>
-          <w:sz w:val="24"/>
-          <w:szCs w:val="24"/>
-          <w:lang w:val="en-US"/>
-        </w:rPr>
-        <w:t>. This form includes a new Product Title Input (id="new-listing-input") and a Seller Selection Dropdown (id="seller-select"), establishing the mechanism for artisans to list new products.</w:t>
+        <w:t>The single text input field (#new-task-input) was replaced by a comprehensive Product Listing Form in page.tsx. This form includes a new Product Title Input (id="new-listing-input") and a Seller Selection Dropdown (id="seller-select"), establishing the mechanism for artisans to list new products.</w:t>
       </w:r>
     </w:p>
     <w:p>
@@ -425,7 +356,6 @@
           <w:szCs w:val="24"/>
         </w:rPr>
       </w:pPr>
-      <w:proofErr w:type="spellStart"/>
       <w:r>
         <w:rPr>
           <w:rFonts w:cstheme="minorHAnsi"/>
@@ -434,40 +364,7 @@
           <w:sz w:val="24"/>
           <w:szCs w:val="24"/>
         </w:rPr>
-        <w:t>List</w:t>
-      </w:r>
-      <w:proofErr w:type="spellEnd"/>
-      <w:r>
-        <w:rPr>
-          <w:rFonts w:cstheme="minorHAnsi"/>
-          <w:b/>
-          <w:bCs/>
-          <w:sz w:val="24"/>
-          <w:szCs w:val="24"/>
-        </w:rPr>
-        <w:t xml:space="preserve"> Display </w:t>
-      </w:r>
-      <w:proofErr w:type="spellStart"/>
-      <w:r>
-        <w:rPr>
-          <w:rFonts w:cstheme="minorHAnsi"/>
-          <w:b/>
-          <w:bCs/>
-          <w:sz w:val="24"/>
-          <w:szCs w:val="24"/>
-        </w:rPr>
-        <w:t>Implementation</w:t>
-      </w:r>
-      <w:proofErr w:type="spellEnd"/>
-      <w:r>
-        <w:rPr>
-          <w:rFonts w:cstheme="minorHAnsi"/>
-          <w:b/>
-          <w:bCs/>
-          <w:sz w:val="24"/>
-          <w:szCs w:val="24"/>
-        </w:rPr>
-        <w:t>:</w:t>
+        <w:t>List Display Implementation:</w:t>
       </w:r>
     </w:p>
     <w:p>
@@ -490,27 +387,7 @@
           <w:szCs w:val="24"/>
           <w:lang w:val="en-US"/>
         </w:rPr>
-        <w:t xml:space="preserve">The necessary display element (&lt;ul&gt; with ID #task-list) was refactored into two distinct list views in </w:t>
-      </w:r>
-      <w:proofErr w:type="spellStart"/>
-      <w:r>
-        <w:rPr>
-          <w:rFonts w:cstheme="minorHAnsi"/>
-          <w:sz w:val="24"/>
-          <w:szCs w:val="24"/>
-          <w:lang w:val="en-US"/>
-        </w:rPr>
-        <w:t>page.tsx</w:t>
-      </w:r>
-      <w:proofErr w:type="spellEnd"/>
-      <w:r>
-        <w:rPr>
-          <w:rFonts w:cstheme="minorHAnsi"/>
-          <w:sz w:val="24"/>
-          <w:szCs w:val="24"/>
-          <w:lang w:val="en-US"/>
-        </w:rPr>
-        <w:t>: the Curated Collection (id="featured-listings") and the All Listings (id="all-listings"), which supports product browsing and curation.</w:t>
+        <w:t>The necessary display element (&lt;ul&gt; with ID #task-list) was refactored into two distinct list views in page.tsx: the Curated Collection (id="featured-listings") and the All Listings (id="all-listings"), which supports product browsing and curation.</w:t>
       </w:r>
     </w:p>
     <w:p>
@@ -535,73 +412,8 @@
           <w:sz w:val="24"/>
           <w:szCs w:val="24"/>
         </w:rPr>
-        <w:t xml:space="preserve">Feature </w:t>
-      </w:r>
-      <w:proofErr w:type="spellStart"/>
-      <w:r>
-        <w:rPr>
-          <w:rFonts w:cstheme="minorHAnsi"/>
-          <w:b/>
-          <w:bCs/>
-          <w:sz w:val="24"/>
-          <w:szCs w:val="24"/>
-        </w:rPr>
-        <w:t>Component</w:t>
-      </w:r>
-      <w:proofErr w:type="spellEnd"/>
-      <w:r>
-        <w:rPr>
-          <w:rFonts w:cstheme="minorHAnsi"/>
-          <w:b/>
-          <w:bCs/>
-          <w:sz w:val="24"/>
-          <w:szCs w:val="24"/>
-        </w:rPr>
-        <w:t xml:space="preserve"> </w:t>
-      </w:r>
-      <w:proofErr w:type="spellStart"/>
-      <w:r>
-        <w:rPr>
-          <w:rFonts w:cstheme="minorHAnsi"/>
-          <w:b/>
-          <w:bCs/>
-          <w:sz w:val="24"/>
-          <w:szCs w:val="24"/>
-        </w:rPr>
-        <w:t>Extension</w:t>
-      </w:r>
-      <w:proofErr w:type="spellEnd"/>
-      <w:r>
-        <w:rPr>
-          <w:rFonts w:cstheme="minorHAnsi"/>
-          <w:b/>
-          <w:bCs/>
-          <w:sz w:val="24"/>
-          <w:szCs w:val="24"/>
-        </w:rPr>
-        <w:t xml:space="preserve"> &amp; </w:t>
-      </w:r>
-      <w:proofErr w:type="spellStart"/>
-      <w:r>
-        <w:rPr>
-          <w:rFonts w:cstheme="minorHAnsi"/>
-          <w:b/>
-          <w:bCs/>
-          <w:sz w:val="24"/>
-          <w:szCs w:val="24"/>
-        </w:rPr>
-        <w:t>Logic</w:t>
-      </w:r>
-      <w:proofErr w:type="spellEnd"/>
-      <w:r>
-        <w:rPr>
-          <w:rFonts w:cstheme="minorHAnsi"/>
-          <w:b/>
-          <w:bCs/>
-          <w:sz w:val="24"/>
-          <w:szCs w:val="24"/>
-        </w:rPr>
-        <w:t>:</w:t>
+        <w:lastRenderedPageBreak/>
+        <w:t>Feature Component Extension &amp; Logic:</w:t>
       </w:r>
     </w:p>
     <w:p>
@@ -624,48 +436,7 @@
           <w:szCs w:val="24"/>
           <w:lang w:val="en-US"/>
         </w:rPr>
-        <w:lastRenderedPageBreak/>
-        <w:t>The state logic for task completion (</w:t>
-      </w:r>
-      <w:proofErr w:type="spellStart"/>
-      <w:r>
-        <w:rPr>
-          <w:rFonts w:cstheme="minorHAnsi"/>
-          <w:sz w:val="24"/>
-          <w:szCs w:val="24"/>
-          <w:lang w:val="en-US"/>
-        </w:rPr>
-        <w:t>isComplete</w:t>
-      </w:r>
-      <w:proofErr w:type="spellEnd"/>
-      <w:r>
-        <w:rPr>
-          <w:rFonts w:cstheme="minorHAnsi"/>
-          <w:sz w:val="24"/>
-          <w:szCs w:val="24"/>
-          <w:lang w:val="en-US"/>
-        </w:rPr>
-        <w:t>) was repurposed to Curated Status (</w:t>
-      </w:r>
-      <w:proofErr w:type="spellStart"/>
-      <w:r>
-        <w:rPr>
-          <w:rFonts w:cstheme="minorHAnsi"/>
-          <w:sz w:val="24"/>
-          <w:szCs w:val="24"/>
-          <w:lang w:val="en-US"/>
-        </w:rPr>
-        <w:t>isFeatured</w:t>
-      </w:r>
-      <w:proofErr w:type="spellEnd"/>
-      <w:r>
-        <w:rPr>
-          <w:rFonts w:cstheme="minorHAnsi"/>
-          <w:sz w:val="24"/>
-          <w:szCs w:val="24"/>
-          <w:lang w:val="en-US"/>
-        </w:rPr>
-        <w:t>).</w:t>
+        <w:t>The state logic for task completion (isComplete) was repurposed to Curated Status (isFeatured).</w:t>
       </w:r>
     </w:p>
     <w:p>
@@ -688,47 +459,7 @@
           <w:szCs w:val="24"/>
           <w:lang w:val="en-US"/>
         </w:rPr>
-        <w:t xml:space="preserve">Crucially, a Seller Sales Summary feature was implemented using the </w:t>
-      </w:r>
-      <w:proofErr w:type="spellStart"/>
-      <w:r>
-        <w:rPr>
-          <w:rFonts w:cstheme="minorHAnsi"/>
-          <w:sz w:val="24"/>
-          <w:szCs w:val="24"/>
-          <w:lang w:val="en-US"/>
-        </w:rPr>
-        <w:t>useMemo</w:t>
-      </w:r>
-      <w:proofErr w:type="spellEnd"/>
-      <w:r>
-        <w:rPr>
-          <w:rFonts w:cstheme="minorHAnsi"/>
-          <w:sz w:val="24"/>
-          <w:szCs w:val="24"/>
-          <w:lang w:val="en-US"/>
-        </w:rPr>
-        <w:t xml:space="preserve"> hook in </w:t>
-      </w:r>
-      <w:proofErr w:type="spellStart"/>
-      <w:r>
-        <w:rPr>
-          <w:rFonts w:cstheme="minorHAnsi"/>
-          <w:sz w:val="24"/>
-          <w:szCs w:val="24"/>
-          <w:lang w:val="en-US"/>
-        </w:rPr>
-        <w:t>page.tsx</w:t>
-      </w:r>
-      <w:proofErr w:type="spellEnd"/>
-      <w:r>
-        <w:rPr>
-          <w:rFonts w:cstheme="minorHAnsi"/>
-          <w:sz w:val="24"/>
-          <w:szCs w:val="24"/>
-          <w:lang w:val="en-US"/>
-        </w:rPr>
-        <w:t>. This component calculates and displays the total sales sum per artisan, addressing the request to sum all products sold by the seller when a new listing is added.</w:t>
+        <w:t>Crucially, a Seller Sales Summary feature was implemented using the useMemo hook in page.tsx. This component calculates and displays the total sales sum per artisan, addressing the request to sum all products sold by the seller when a new listing is added.</w:t>
       </w:r>
     </w:p>
     <w:p>
@@ -816,27 +547,7 @@
           <w:szCs w:val="24"/>
           <w:lang w:val="en-US"/>
         </w:rPr>
-        <w:t xml:space="preserve">Branding &amp; SEO: The application metadata (title and description) in </w:t>
-      </w:r>
-      <w:proofErr w:type="spellStart"/>
-      <w:r>
-        <w:rPr>
-          <w:rFonts w:cstheme="minorHAnsi"/>
-          <w:sz w:val="24"/>
-          <w:szCs w:val="24"/>
-          <w:lang w:val="en-US"/>
-        </w:rPr>
-        <w:t>layout.tsx</w:t>
-      </w:r>
-      <w:proofErr w:type="spellEnd"/>
-      <w:r>
-        <w:rPr>
-          <w:rFonts w:cstheme="minorHAnsi"/>
-          <w:sz w:val="24"/>
-          <w:szCs w:val="24"/>
-          <w:lang w:val="en-US"/>
-        </w:rPr>
-        <w:t xml:space="preserve"> was updated to reflect the Handcrafted Haven brand and purpose. Base styling and color schemes were adjusted in globals.css to align with a marketplace aesthetic.</w:t>
+        <w:t>Branding &amp; SEO: The application metadata (title and description) in layout.tsx was updated to reflect the Handcrafted Haven brand and purpose. Base styling and color schemes were adjusted in globals.css to align with a marketplace aesthetic.</w:t>
       </w:r>
     </w:p>
     <w:p>
@@ -882,27 +593,7 @@
           <w:szCs w:val="24"/>
           <w:lang w:val="en-US"/>
         </w:rPr>
-        <w:t xml:space="preserve">Layout Implementation: A persistent Footer component with the required copyright information was added to the </w:t>
-      </w:r>
-      <w:proofErr w:type="spellStart"/>
-      <w:r>
-        <w:rPr>
-          <w:rFonts w:cstheme="minorHAnsi"/>
-          <w:sz w:val="24"/>
-          <w:szCs w:val="24"/>
-          <w:lang w:val="en-US"/>
-        </w:rPr>
-        <w:t>layout.tsx</w:t>
-      </w:r>
-      <w:proofErr w:type="spellEnd"/>
-      <w:r>
-        <w:rPr>
-          <w:rFonts w:cstheme="minorHAnsi"/>
-          <w:sz w:val="24"/>
-          <w:szCs w:val="24"/>
-          <w:lang w:val="en-US"/>
-        </w:rPr>
-        <w:t xml:space="preserve"> file, ensuring its presence across all pages.</w:t>
+        <w:t>Layout Implementation: A persistent Footer component with the required copyright information was added to the layout.tsx file, ensuring its presence across all pages.</w:t>
       </w:r>
     </w:p>
     <w:p>
@@ -925,27 +616,7 @@
           <w:szCs w:val="24"/>
           <w:lang w:val="en-US"/>
         </w:rPr>
-        <w:t>Data Persistence (Simple): Data saving to Local Storage (</w:t>
-      </w:r>
-      <w:proofErr w:type="spellStart"/>
-      <w:r>
-        <w:rPr>
-          <w:rFonts w:cstheme="minorHAnsi"/>
-          <w:sz w:val="24"/>
-          <w:szCs w:val="24"/>
-          <w:lang w:val="en-US"/>
-        </w:rPr>
-        <w:t>useLocalStorage</w:t>
-      </w:r>
-      <w:proofErr w:type="spellEnd"/>
-      <w:r>
-        <w:rPr>
-          <w:rFonts w:cstheme="minorHAnsi"/>
-          <w:sz w:val="24"/>
-          <w:szCs w:val="24"/>
-          <w:lang w:val="en-US"/>
-        </w:rPr>
-        <w:t xml:space="preserve"> hook) was retained, ensuring product listings persist between user sessions.</w:t>
+        <w:t>Data Persistence (Simple): Data saving to Local Storage (useLocalStorage hook) was retained, ensuring product listings persist between user sessions.</w:t>
       </w:r>
     </w:p>
     <w:p>
@@ -1056,7 +727,7 @@
                     <pic:cNvPicPr/>
                   </pic:nvPicPr>
                   <pic:blipFill>
-                    <a:blip r:embed="rId9"/>
+                    <a:blip r:embed="rId10"/>
                     <a:stretch>
                       <a:fillRect/>
                     </a:stretch>
